--- a/Documents/Legal Concerns.docx
+++ b/Documents/Legal Concerns.docx
@@ -59,7 +59,29 @@
           <w:szCs w:val="22"/>
           <w:u w:val="single"/>
         </w:rPr>
-        <w:t>Job websites (Linkedin, Indeed, Xing):</w:t>
+        <w:t>Job websites (</w:t>
+      </w:r>
+      <w:proofErr w:type="spellStart"/>
+      <w:r>
+        <w:rPr>
+          <w:b/>
+          <w:bCs/>
+          <w:sz w:val="22"/>
+          <w:szCs w:val="22"/>
+          <w:u w:val="single"/>
+        </w:rPr>
+        <w:t>Linkedin</w:t>
+      </w:r>
+      <w:proofErr w:type="spellEnd"/>
+      <w:r>
+        <w:rPr>
+          <w:b/>
+          <w:bCs/>
+          <w:sz w:val="22"/>
+          <w:szCs w:val="22"/>
+          <w:u w:val="single"/>
+        </w:rPr>
+        <w:t>, Indeed, Xing):</w:t>
       </w:r>
     </w:p>
     <w:p>
@@ -69,13 +91,148 @@
           <w:szCs w:val="22"/>
         </w:rPr>
       </w:pPr>
-      <w:r>
-        <w:rPr>
+    </w:p>
+    <w:p>
+      <w:pPr>
+        <w:rPr>
+          <w:sz w:val="22"/>
+          <w:szCs w:val="22"/>
+        </w:rPr>
+      </w:pPr>
+      <w:r>
+        <w:rPr>
+          <w:b/>
+          <w:bCs/>
           <w:sz w:val="22"/>
           <w:szCs w:val="22"/>
         </w:rPr>
         <w:t>Data that should never be displayed</w:t>
       </w:r>
+      <w:r>
+        <w:rPr>
+          <w:sz w:val="22"/>
+          <w:szCs w:val="22"/>
+        </w:rPr>
+        <w:t>: will be any PII according to the GDPR, some jobs postings has information about the hiring managers (personal name, email, phone number)</w:t>
+      </w:r>
+    </w:p>
+    <w:p>
+      <w:pPr>
+        <w:rPr>
+          <w:sz w:val="22"/>
+          <w:szCs w:val="22"/>
+        </w:rPr>
+      </w:pPr>
+      <w:r>
+        <w:rPr>
+          <w:sz w:val="22"/>
+          <w:szCs w:val="22"/>
+        </w:rPr>
+        <w:t>Under no circumstances should you collect, store, or display information about people who have applied to jobs. This is a GDPR minefield </w:t>
+      </w:r>
+    </w:p>
+    <w:p>
+      <w:pPr>
+        <w:rPr>
+          <w:sz w:val="22"/>
+          <w:szCs w:val="22"/>
+        </w:rPr>
+      </w:pPr>
+    </w:p>
+    <w:p>
+      <w:pPr>
+        <w:rPr>
+          <w:sz w:val="22"/>
+          <w:szCs w:val="22"/>
+        </w:rPr>
+      </w:pPr>
+      <w:r>
+        <w:rPr>
+          <w:b/>
+          <w:bCs/>
+          <w:sz w:val="22"/>
+          <w:szCs w:val="22"/>
+        </w:rPr>
+        <w:t>Data that can and shall be displayed:</w:t>
+      </w:r>
+      <w:r>
+        <w:rPr>
+          <w:b/>
+          <w:bCs/>
+          <w:sz w:val="22"/>
+          <w:szCs w:val="22"/>
+        </w:rPr>
+        <w:t xml:space="preserve"> </w:t>
+      </w:r>
+      <w:r>
+        <w:rPr>
+          <w:sz w:val="22"/>
+          <w:szCs w:val="22"/>
+        </w:rPr>
+        <w:t xml:space="preserve">Job title, company name, job location, a summary of the job description, </w:t>
+      </w:r>
+      <w:r>
+        <w:rPr>
+          <w:sz w:val="22"/>
+          <w:szCs w:val="22"/>
+          <w:u w:val="single"/>
+        </w:rPr>
+        <w:t>employment type</w:t>
+      </w:r>
+      <w:r>
+        <w:rPr>
+          <w:sz w:val="22"/>
+          <w:szCs w:val="22"/>
+          <w:u w:val="single"/>
+        </w:rPr>
+        <w:t xml:space="preserve">, </w:t>
+      </w:r>
+      <w:r>
+        <w:rPr>
+          <w:sz w:val="22"/>
+          <w:szCs w:val="22"/>
+        </w:rPr>
+        <w:t>date the job was posted, and a redirecting link.</w:t>
+      </w:r>
+    </w:p>
+    <w:p>
+      <w:pPr>
+        <w:rPr>
+          <w:sz w:val="22"/>
+          <w:szCs w:val="22"/>
+        </w:rPr>
+      </w:pPr>
+      <w:r>
+        <w:rPr>
+          <w:sz w:val="22"/>
+          <w:szCs w:val="22"/>
+          <w:u w:val="single"/>
+        </w:rPr>
+        <w:t>Employment type</w:t>
+      </w:r>
+      <w:r>
+        <w:rPr>
+          <w:sz w:val="22"/>
+          <w:szCs w:val="22"/>
+        </w:rPr>
+        <w:t xml:space="preserve"> will not be shown since by default all non-working student jobs will be filtered out.</w:t>
+      </w:r>
+    </w:p>
+    <w:p>
+      <w:pPr>
+        <w:rPr>
+          <w:sz w:val="22"/>
+          <w:szCs w:val="22"/>
+        </w:rPr>
+      </w:pPr>
+    </w:p>
+    <w:p>
+      <w:pPr>
+        <w:rPr>
+          <w:sz w:val="22"/>
+          <w:szCs w:val="22"/>
+        </w:rPr>
+      </w:pPr>
     </w:p>
     <w:sectPr>
       <w:pgSz w:w="12240" w:h="15840"/>
@@ -690,7 +847,6 @@
   <w:style w:type="character" w:default="1" w:styleId="DefaultParagraphFont">
     <w:name w:val="Default Paragraph Font"/>
     <w:uiPriority w:val="1"/>
-    <w:semiHidden/>
     <w:unhideWhenUsed/>
   </w:style>
   <w:style w:type="table" w:default="1" w:styleId="TableNormal">
